--- a/docs/Disertatie_Matei_Rares_draft2.docx
+++ b/docs/Disertatie_Matei_Rares_draft2.docx
@@ -5359,19 +5359,7 @@
         <w:rPr>
           <w:color w:val="000000"/>
         </w:rPr>
-        <w:t>Tehnologii principale folosite, alese pentru o implementare fluidă și predispusă dezvoltării sunt următoarele: Python [1], Flask [2], SQLite [3] și JavaScript [4]. Pe partea de server, au fost utilizate biblioteci criptografice precum cryptography și sympy, iar pytest și Locust</w:t>
-      </w:r>
-      <w:r>
-        <w:rPr>
-          <w:color w:val="000000"/>
-        </w:rPr>
-        <w:t xml:space="preserve"> </w:t>
-      </w:r>
-      <w:r>
-        <w:rPr>
-          <w:color w:val="000000"/>
-        </w:rPr>
-        <w:t>pentru evaluarea calității. Suplimentar, s-au implementat trei fluxuri OAuth 2.0 auxiliare (inclusiv o variantă PKCE și una bazată pe Authlib) ca bază de referință obiectivă pentru analiza comparativă.</w:t>
+        <w:t>Tehnologii principale folosite, alese pentru o implementare fluidă și predispusă dezvoltării sunt următoarele: Python [1], Flask [2], SQLite [3] și JavaScript [4]. Pe partea de server, au fost utilizate biblioteci criptografice precum cryptography și sympy, iar pytest și Locust pentru evaluarea calității. Suplimentar, s-au implementat trei fluxuri OAuth 2.0 auxiliare (inclusiv o variantă PKCE și una bazată pe Authlib) ca bază de referință obiectivă pentru analiza comparativă.</w:t>
       </w:r>
     </w:p>
     <w:p>
@@ -5477,13 +5465,7 @@
         <w:rPr>
           <w:color w:val="000000"/>
         </w:rPr>
-        <w:t xml:space="preserve">Ritmul </w:t>
-      </w:r>
-      <w:r>
-        <w:rPr>
-          <w:color w:val="000000"/>
-        </w:rPr>
-        <w:t>Aplicațiile web moderne depind în mod inerent de mecanisme robuste de autentificare la distanță, prin care se impune demonstrarea legitimității unei identități digitale de către utilizator, etapă urmată de decizia serverului privind acordarea accesului solicitat. În mod tradițional, acest proces se bazează pe utilizarea unui secret partajat, precum o parolă sau un cod temporar. Cu toate că protecția la nivelul stratului de transport prin intermediul protocolului HTTPS reduce semnificativ probabilitatea interceptării datelor în tranzit, arhitectura clasică rămâne vulnerabilă în fața unei clase extinse de vectori de atac. Printre aceste vulnerabilități structurale se numără compromiterea bazelor de date, reutilizarea parolelor, configurarea defectuoasă a infrastructurii, capturarea traficului de rețea în vederea decriptării ulterioare, precum și atacurile de tip *replay* asupra unor materiale de autentificare care nu sunt ancorate corespunzător în contextul sesiunii curente.</w:t>
+        <w:t>Aplicațiile web moderne depind în mod inerent de mecanisme robuste de autentificare la distanță, prin care se impune demonstrarea legitimității unei identități digitale de către utilizator, etapă urmată de decizia serverului privind acordarea accesului solicitat. În mod tradițional, acest proces se bazează pe utilizarea unui secret partajat, precum o parolă sau un cod temporar. Cu toate că protecția la nivelul stratului de transport prin intermediul protocolului HTTPS reduce semnificativ probabilitatea interceptării datelor în tranzit, arhitectura clasică rămâne vulnerabilă în fața unei clase extinse de vectori de atac. Printre aceste vulnerabilități structurale se numără compromiterea bazelor de date, reutilizarea parolelor, configurarea defectuoasă a infrastructurii, capturarea traficului de rețea în vederea decriptării ulterioare, precum și atacurile de tip replay asupra unor materiale de autentificare care nu sunt ancorate corespunzător în contextul sesiunii curente.</w:t>
       </w:r>
     </w:p>
     <w:p>
@@ -5506,7 +5488,7 @@
         <w:rPr>
           <w:color w:val="000000"/>
         </w:rPr>
-        <w:t>În acest context, standardul OAuth 2.0 a fost adoptat la scară largă ca mecanism principal pentru autorizarea delegată [1]. Cu toate acestea, cadrul de lucru menționat nu soluționează în mod intrinsec problema atestării identității utilizatorului fără a presupune transmiterea credențialelor. În majoritatea implementărilor actuale, faza de autentificare inițială delegată serverului de autorizare se bazează în continuare pe un mecanism clasic, expus riscului de exfiltrare a parolei. Astfel, se conturează necesitatea imperativă de a integra o metodă de autentificare superioară din punct de vedere criptografic în etapa premergătoare emiterii jetonului de acces.</w:t>
+        <w:t>În acest context, standardul OAuth 2.0 a fost adoptat la scară largă ca mecanism principal pentru autorizarea delegată [6], [7], [8]. Cu toate acestea, cadrul de lucru menționat nu soluționează în mod intrinsec problema atestării identității utilizatorului fără a presupune transmiterea credențialelor [9], [11]. În majoritatea implementărilor actuale, faza de autentificare inițială delegată serverului de autorizare se bazează în continuare pe un mecanism clasic, expus riscului de exfiltrare a parolei [10]. Astfel, se conturează necesitatea imperativă de a integra o metodă de autentificare superioară din punct de vedere criptografic în etapa premergătoare emiterii jetonului de acces.</w:t>
       </w:r>
     </w:p>
     <w:p>
@@ -5575,54 +5557,14 @@
         <w:rPr>
           <w:color w:val="000000"/>
         </w:rPr>
-        <w:t xml:space="preserve">În plan practic, demersul științific își propune să clarifice validitatea realizării unei autentificări web complet funcționale în absența transmiterii parolei către server, precum și viabilitatea integrării acestui mecanism într-un model de autorizare pe bază de jetoane, compatibil </w:t>
+        <w:t xml:space="preserve">În plan practic, demersul științific își propune să clarifice validitatea realizării unei autentificări web complet funcționale în absența transmiterii parolei către server, precum și </w:t>
       </w:r>
       <w:r>
         <w:rPr>
           <w:color w:val="000000"/>
         </w:rPr>
         <w:lastRenderedPageBreak/>
-        <w:t>la nivel conceptual cu ecosistemul OAuth. De asemenea, sunt evaluate în mod critic avantajele de securitate pe care protocolul propus le aduce în comparație cu soluțiile convenționale, cuantificându-se simultan costurile computaționale introduse. Nu în ultimul rând, sunt identificate limitările arhitecturii curente și sunt propuse modificările structurale necesare pentru o eventuală tranziție către un mediu de producție.</w:t>
-      </w:r>
-    </w:p>
-    <w:p>
-      <w:pPr>
-        <w:pBdr>
-          <w:top w:val="nil"/>
-          <w:left w:val="nil"/>
-          <w:bottom w:val="nil"/>
-          <w:right w:val="nil"/>
-          <w:between w:val="nil"/>
-        </w:pBdr>
-        <w:spacing w:line="300" w:lineRule="auto"/>
-        <w:ind w:firstLine="720"/>
-        <w:jc w:val="both"/>
-        <w:rPr>
-          <w:color w:val="000000"/>
-        </w:rPr>
-      </w:pPr>
-    </w:p>
-    <w:p>
-      <w:pPr>
-        <w:pBdr>
-          <w:top w:val="nil"/>
-          <w:left w:val="nil"/>
-          <w:bottom w:val="nil"/>
-          <w:right w:val="nil"/>
-          <w:between w:val="nil"/>
-        </w:pBdr>
-        <w:spacing w:line="300" w:lineRule="auto"/>
-        <w:ind w:firstLine="720"/>
-        <w:jc w:val="both"/>
-        <w:rPr>
-          <w:color w:val="000000"/>
-        </w:rPr>
-      </w:pPr>
-      <w:r>
-        <w:rPr>
-          <w:color w:val="000000"/>
-        </w:rPr>
-        <w:t>Pentru a atinge aceste deziderate, documentația este structurată în trei secțiuni principale. În primul capitol sunt introduse fundamentele teoretice, tehnologiile utilizate și arhitectura generală a sistemului. Al doilea capitol este dedicat descrierii cerințelor funcționale, prezentării modelului matematic subiacent și detalierii implementării concrete a protocolului, inclusiv a interfeței de programare a aplicațiilor (API). În cele din urmă, al treilea capitol expune metodologia de testare și rezultatele experimentale obținute, oferind o analiză de ansamblu a avantajelor și limitărilor soluției implementate, alături de direcțiile viitoare de cercetare și dezvoltare.</w:t>
+        <w:t>viabilitatea integrării acestui mecanism într-un model de autorizare pe bază de jetoane, compatibil la nivel conceptual cu ecosistemul OAuth. De asemenea, sunt evaluate în mod critic avantajele de securitate pe care protocolul propus le aduce în comparație cu soluțiile convenționale, cuantificându-se simultan costurile computaționale introduse. Nu în ultimul rând, sunt identificate limitările arhitecturii curente și sunt propuse modificările structurale necesare pentru o eventuală tranziție către un mediu de producție</w:t>
       </w:r>
       <w:r>
         <w:rPr>
@@ -24914,6 +24856,7 @@
   <w:style w:type="character" w:default="1" w:styleId="DefaultParagraphFont">
     <w:name w:val="Default Paragraph Font"/>
     <w:uiPriority w:val="1"/>
+    <w:semiHidden/>
     <w:unhideWhenUsed/>
   </w:style>
   <w:style w:type="table" w:default="1" w:styleId="TableNormal">
